--- a/templates/QUICK REPORT/SUBSTATION CONFIGURATION/11. STICKER PAGE.docx
+++ b/templates/QUICK REPORT/SUBSTATION CONFIGURATION/11. STICKER PAGE.docx
@@ -221,6 +221,7 @@
               <w:jc w:val="center"/>
               <w:rPr>
                 <w:rFonts w:ascii="Tahoma" w:hAnsi="Tahoma" w:cs="Tahoma"/>
+                <w:b/>
               </w:rPr>
             </w:pPr>
           </w:p>
@@ -243,6 +244,7 @@
               <w:jc w:val="center"/>
               <w:rPr>
                 <w:rFonts w:ascii="Tahoma" w:hAnsi="Tahoma" w:cs="Tahoma"/>
+                <w:b/>
               </w:rPr>
             </w:pPr>
           </w:p>
@@ -265,6 +267,7 @@
               <w:jc w:val="center"/>
               <w:rPr>
                 <w:rFonts w:ascii="Tahoma" w:hAnsi="Tahoma" w:cs="Tahoma"/>
+                <w:b/>
               </w:rPr>
             </w:pPr>
           </w:p>
@@ -430,6 +433,7 @@
               <w:jc w:val="center"/>
               <w:rPr>
                 <w:rFonts w:ascii="Tahoma" w:hAnsi="Tahoma" w:cs="Tahoma"/>
+                <w:b/>
               </w:rPr>
             </w:pPr>
           </w:p>
@@ -451,6 +455,7 @@
               <w:jc w:val="center"/>
               <w:rPr>
                 <w:rFonts w:ascii="Tahoma" w:hAnsi="Tahoma" w:cs="Tahoma"/>
+                <w:b/>
                 <w:u w:val="single"/>
               </w:rPr>
             </w:pPr>
@@ -473,6 +478,7 @@
               <w:jc w:val="center"/>
               <w:rPr>
                 <w:rFonts w:ascii="Tahoma" w:hAnsi="Tahoma" w:cs="Tahoma"/>
+                <w:b/>
               </w:rPr>
             </w:pPr>
           </w:p>
@@ -617,75 +623,6 @@
               <w:rPr>
                 <w:rFonts w:ascii="Tahoma" w:hAnsi="Tahoma" w:cs="Tahoma"/>
                 <w:b/>
-              </w:rPr>
-            </w:pPr>
-          </w:p>
-        </w:tc>
-      </w:tr>
-      <w:tr>
-        <w:tc>
-          <w:tcPr>
-            <w:tcW w:w="4819" w:type="dxa"/>
-            <w:tcBorders>
-              <w:top w:val="nil"/>
-              <w:left w:val="nil"/>
-              <w:bottom w:val="nil"/>
-              <w:right w:val="nil"/>
-            </w:tcBorders>
-            <w:shd w:val="clear" w:color="auto" w:fill="auto"/>
-            <w:vAlign w:val="center"/>
-          </w:tcPr>
-          <w:p>
-            <w:pPr>
-              <w:spacing w:after="0" w:line="240" w:lineRule="auto"/>
-              <w:jc w:val="center"/>
-              <w:rPr>
-                <w:rFonts w:ascii="Tahoma" w:hAnsi="Tahoma" w:cs="Tahoma"/>
-              </w:rPr>
-            </w:pPr>
-          </w:p>
-        </w:tc>
-        <w:tc>
-          <w:tcPr>
-            <w:tcW w:w="426" w:type="dxa"/>
-            <w:tcBorders>
-              <w:top w:val="nil"/>
-              <w:left w:val="nil"/>
-              <w:bottom w:val="nil"/>
-              <w:right w:val="nil"/>
-            </w:tcBorders>
-            <w:shd w:val="clear" w:color="auto" w:fill="auto"/>
-            <w:vAlign w:val="center"/>
-          </w:tcPr>
-          <w:p>
-            <w:pPr>
-              <w:spacing w:after="0" w:line="240" w:lineRule="auto"/>
-              <w:jc w:val="center"/>
-              <w:rPr>
-                <w:rFonts w:ascii="Tahoma" w:hAnsi="Tahoma" w:cs="Tahoma"/>
-                <w:u w:val="single"/>
-              </w:rPr>
-            </w:pPr>
-          </w:p>
-        </w:tc>
-        <w:tc>
-          <w:tcPr>
-            <w:tcW w:w="4819" w:type="dxa"/>
-            <w:tcBorders>
-              <w:top w:val="nil"/>
-              <w:left w:val="nil"/>
-              <w:bottom w:val="nil"/>
-              <w:right w:val="nil"/>
-            </w:tcBorders>
-            <w:shd w:val="clear" w:color="auto" w:fill="auto"/>
-            <w:vAlign w:val="center"/>
-          </w:tcPr>
-          <w:p>
-            <w:pPr>
-              <w:spacing w:after="0" w:line="240" w:lineRule="auto"/>
-              <w:jc w:val="center"/>
-              <w:rPr>
-                <w:rFonts w:ascii="Tahoma" w:hAnsi="Tahoma" w:cs="Tahoma"/>
               </w:rPr>
             </w:pPr>
           </w:p>
@@ -1228,7 +1165,7 @@
   <w:style w:type="paragraph" w:default="1" w:styleId="Normal">
     <w:name w:val="Normal"/>
     <w:qFormat/>
-    <w:rsid w:val="004E61ED"/>
+    <w:rsid w:val="002E6BCB"/>
   </w:style>
   <w:style w:type="character" w:default="1" w:styleId="DefaultParagraphFont">
     <w:name w:val="Default Paragraph Font"/>

--- a/templates/QUICK REPORT/SUBSTATION CONFIGURATION/11. STICKER PAGE.docx
+++ b/templates/QUICK REPORT/SUBSTATION CONFIGURATION/11. STICKER PAGE.docx
@@ -67,6 +67,7 @@
               <w:right w:val="single" w:sz="4" w:space="0" w:color="auto"/>
             </w:tcBorders>
             <w:shd w:val="clear" w:color="auto" w:fill="auto"/>
+            <w:vAlign w:val="center"/>
           </w:tcPr>
           <w:p>
             <w:pPr>

--- a/templates/QUICK REPORT/SUBSTATION CONFIGURATION/11. STICKER PAGE.docx
+++ b/templates/QUICK REPORT/SUBSTATION CONFIGURATION/11. STICKER PAGE.docx
@@ -7,7 +7,7 @@
         <w:spacing w:after="0"/>
         <w:jc w:val="center"/>
         <w:rPr>
-          <w:rFonts w:ascii="Tahoma" w:hAnsi="Tahoma" w:cs="Tahoma"/>
+          <w:rFonts w:cstheme="minorHAnsi"/>
           <w:b/>
           <w:sz w:val="32"/>
           <w:szCs w:val="32"/>
@@ -16,7 +16,7 @@
       </w:pPr>
       <w:r>
         <w:rPr>
-          <w:rFonts w:ascii="Tahoma" w:hAnsi="Tahoma" w:cs="Tahoma"/>
+          <w:rFonts w:cstheme="minorHAnsi"/>
           <w:b/>
           <w:sz w:val="32"/>
           <w:szCs w:val="32"/>
@@ -30,7 +30,7 @@
         <w:spacing w:after="0"/>
         <w:jc w:val="center"/>
         <w:rPr>
-          <w:rFonts w:ascii="Tahoma" w:hAnsi="Tahoma" w:cs="Tahoma"/>
+          <w:rFonts w:cstheme="minorHAnsi"/>
           <w:b/>
           <w:sz w:val="32"/>
           <w:szCs w:val="32"/>
@@ -66,7 +66,6 @@
               <w:bottom w:val="single" w:sz="4" w:space="0" w:color="auto"/>
               <w:right w:val="single" w:sz="4" w:space="0" w:color="auto"/>
             </w:tcBorders>
-            <w:shd w:val="clear" w:color="auto" w:fill="auto"/>
             <w:vAlign w:val="center"/>
           </w:tcPr>
           <w:p>
@@ -74,13 +73,13 @@
               <w:spacing w:after="0" w:line="240" w:lineRule="auto"/>
               <w:jc w:val="center"/>
               <w:rPr>
-                <w:rFonts w:ascii="Tahoma" w:hAnsi="Tahoma" w:cs="Tahoma"/>
+                <w:rFonts w:cstheme="minorHAnsi"/>
                 <w:b/>
               </w:rPr>
             </w:pPr>
             <w:r>
               <w:rPr>
-                <w:rFonts w:ascii="Tahoma" w:hAnsi="Tahoma" w:cs="Tahoma"/>
+                <w:rFonts w:cstheme="minorHAnsi"/>
                 <w:b/>
               </w:rPr>
               <w:t>NORMAL STICKER</w:t>
@@ -96,14 +95,13 @@
               <w:bottom w:val="nil"/>
               <w:right w:val="nil"/>
             </w:tcBorders>
-            <w:shd w:val="clear" w:color="auto" w:fill="auto"/>
-          </w:tcPr>
-          <w:p>
-            <w:pPr>
-              <w:spacing w:after="0" w:line="240" w:lineRule="auto"/>
-              <w:jc w:val="center"/>
-              <w:rPr>
-                <w:rFonts w:ascii="Tahoma" w:hAnsi="Tahoma" w:cs="Tahoma"/>
+          </w:tcPr>
+          <w:p>
+            <w:pPr>
+              <w:spacing w:after="0" w:line="240" w:lineRule="auto"/>
+              <w:jc w:val="center"/>
+              <w:rPr>
+                <w:rFonts w:cstheme="minorHAnsi"/>
                 <w:b/>
               </w:rPr>
             </w:pPr>
@@ -118,14 +116,13 @@
               <w:bottom w:val="nil"/>
               <w:right w:val="nil"/>
             </w:tcBorders>
-            <w:shd w:val="clear" w:color="auto" w:fill="auto"/>
-          </w:tcPr>
-          <w:p>
-            <w:pPr>
-              <w:spacing w:after="0" w:line="240" w:lineRule="auto"/>
-              <w:jc w:val="center"/>
-              <w:rPr>
-                <w:rFonts w:ascii="Tahoma" w:hAnsi="Tahoma" w:cs="Tahoma"/>
+          </w:tcPr>
+          <w:p>
+            <w:pPr>
+              <w:spacing w:after="0" w:line="240" w:lineRule="auto"/>
+              <w:jc w:val="center"/>
+              <w:rPr>
+                <w:rFonts w:cstheme="minorHAnsi"/>
                 <w:b/>
               </w:rPr>
             </w:pPr>
@@ -143,7 +140,6 @@
               <w:bottom w:val="single" w:sz="4" w:space="0" w:color="auto"/>
               <w:right w:val="single" w:sz="4" w:space="0" w:color="auto"/>
             </w:tcBorders>
-            <w:shd w:val="clear" w:color="auto" w:fill="auto"/>
             <w:vAlign w:val="center"/>
           </w:tcPr>
           <w:p>
@@ -151,7 +147,7 @@
               <w:spacing w:after="0" w:line="240" w:lineRule="auto"/>
               <w:jc w:val="center"/>
               <w:rPr>
-                <w:rFonts w:ascii="Tahoma" w:hAnsi="Tahoma" w:cs="Tahoma"/>
+                <w:rFonts w:cstheme="minorHAnsi"/>
                 <w:b/>
               </w:rPr>
             </w:pPr>
@@ -166,7 +162,6 @@
               <w:bottom w:val="nil"/>
               <w:right w:val="nil"/>
             </w:tcBorders>
-            <w:shd w:val="clear" w:color="auto" w:fill="auto"/>
             <w:vAlign w:val="center"/>
           </w:tcPr>
           <w:p>
@@ -174,7 +169,7 @@
               <w:spacing w:after="0" w:line="240" w:lineRule="auto"/>
               <w:jc w:val="center"/>
               <w:rPr>
-                <w:rFonts w:ascii="Tahoma" w:hAnsi="Tahoma" w:cs="Tahoma"/>
+                <w:rFonts w:cstheme="minorHAnsi"/>
                 <w:b/>
               </w:rPr>
             </w:pPr>
@@ -189,7 +184,6 @@
               <w:bottom w:val="nil"/>
               <w:right w:val="nil"/>
             </w:tcBorders>
-            <w:shd w:val="clear" w:color="auto" w:fill="auto"/>
             <w:vAlign w:val="center"/>
           </w:tcPr>
           <w:p>
@@ -197,7 +191,7 @@
               <w:spacing w:after="0" w:line="240" w:lineRule="auto"/>
               <w:jc w:val="center"/>
               <w:rPr>
-                <w:rFonts w:ascii="Tahoma" w:hAnsi="Tahoma" w:cs="Tahoma"/>
+                <w:rFonts w:cstheme="minorHAnsi"/>
                 <w:b/>
               </w:rPr>
             </w:pPr>
@@ -213,7 +207,6 @@
               <w:bottom w:val="nil"/>
               <w:right w:val="nil"/>
             </w:tcBorders>
-            <w:shd w:val="clear" w:color="auto" w:fill="auto"/>
             <w:vAlign w:val="center"/>
           </w:tcPr>
           <w:p>
@@ -221,7 +214,7 @@
               <w:spacing w:after="0" w:line="240" w:lineRule="auto"/>
               <w:jc w:val="center"/>
               <w:rPr>
-                <w:rFonts w:ascii="Tahoma" w:hAnsi="Tahoma" w:cs="Tahoma"/>
+                <w:rFonts w:cstheme="minorHAnsi"/>
                 <w:b/>
               </w:rPr>
             </w:pPr>
@@ -236,7 +229,6 @@
               <w:bottom w:val="nil"/>
               <w:right w:val="nil"/>
             </w:tcBorders>
-            <w:shd w:val="clear" w:color="auto" w:fill="auto"/>
             <w:vAlign w:val="center"/>
           </w:tcPr>
           <w:p>
@@ -244,7 +236,7 @@
               <w:spacing w:after="0" w:line="240" w:lineRule="auto"/>
               <w:jc w:val="center"/>
               <w:rPr>
-                <w:rFonts w:ascii="Tahoma" w:hAnsi="Tahoma" w:cs="Tahoma"/>
+                <w:rFonts w:cstheme="minorHAnsi"/>
                 <w:b/>
               </w:rPr>
             </w:pPr>
@@ -259,7 +251,6 @@
               <w:bottom w:val="nil"/>
               <w:right w:val="nil"/>
             </w:tcBorders>
-            <w:shd w:val="clear" w:color="auto" w:fill="auto"/>
             <w:vAlign w:val="center"/>
           </w:tcPr>
           <w:p>
@@ -267,7 +258,7 @@
               <w:spacing w:after="0" w:line="240" w:lineRule="auto"/>
               <w:jc w:val="center"/>
               <w:rPr>
-                <w:rFonts w:ascii="Tahoma" w:hAnsi="Tahoma" w:cs="Tahoma"/>
+                <w:rFonts w:cstheme="minorHAnsi"/>
                 <w:b/>
               </w:rPr>
             </w:pPr>
@@ -284,14 +275,13 @@
               <w:bottom w:val="nil"/>
               <w:right w:val="nil"/>
             </w:tcBorders>
-            <w:shd w:val="clear" w:color="auto" w:fill="auto"/>
-          </w:tcPr>
-          <w:p>
-            <w:pPr>
-              <w:spacing w:after="0" w:line="240" w:lineRule="auto"/>
-              <w:jc w:val="center"/>
-              <w:rPr>
-                <w:rFonts w:ascii="Tahoma" w:hAnsi="Tahoma" w:cs="Tahoma"/>
+          </w:tcPr>
+          <w:p>
+            <w:pPr>
+              <w:spacing w:after="0" w:line="240" w:lineRule="auto"/>
+              <w:jc w:val="center"/>
+              <w:rPr>
+                <w:rFonts w:cstheme="minorHAnsi"/>
                 <w:b/>
               </w:rPr>
             </w:pPr>
@@ -306,14 +296,13 @@
               <w:bottom w:val="nil"/>
               <w:right w:val="nil"/>
             </w:tcBorders>
-            <w:shd w:val="clear" w:color="auto" w:fill="auto"/>
-          </w:tcPr>
-          <w:p>
-            <w:pPr>
-              <w:spacing w:after="0" w:line="240" w:lineRule="auto"/>
-              <w:jc w:val="center"/>
-              <w:rPr>
-                <w:rFonts w:ascii="Tahoma" w:hAnsi="Tahoma" w:cs="Tahoma"/>
+          </w:tcPr>
+          <w:p>
+            <w:pPr>
+              <w:spacing w:after="0" w:line="240" w:lineRule="auto"/>
+              <w:jc w:val="center"/>
+              <w:rPr>
+                <w:rFonts w:cstheme="minorHAnsi"/>
                 <w:b/>
               </w:rPr>
             </w:pPr>
@@ -328,14 +317,13 @@
               <w:bottom w:val="nil"/>
               <w:right w:val="nil"/>
             </w:tcBorders>
-            <w:shd w:val="clear" w:color="auto" w:fill="auto"/>
-          </w:tcPr>
-          <w:p>
-            <w:pPr>
-              <w:spacing w:after="0" w:line="240" w:lineRule="auto"/>
-              <w:jc w:val="center"/>
-              <w:rPr>
-                <w:rFonts w:ascii="Tahoma" w:hAnsi="Tahoma" w:cs="Tahoma"/>
+          </w:tcPr>
+          <w:p>
+            <w:pPr>
+              <w:spacing w:after="0" w:line="240" w:lineRule="auto"/>
+              <w:jc w:val="center"/>
+              <w:rPr>
+                <w:rFonts w:cstheme="minorHAnsi"/>
                 <w:b/>
               </w:rPr>
             </w:pPr>
@@ -355,7 +343,6 @@
               <w:bottom w:val="nil"/>
               <w:right w:val="nil"/>
             </w:tcBorders>
-            <w:shd w:val="clear" w:color="auto" w:fill="auto"/>
             <w:vAlign w:val="center"/>
           </w:tcPr>
           <w:p>
@@ -363,7 +350,7 @@
               <w:spacing w:after="0" w:line="240" w:lineRule="auto"/>
               <w:jc w:val="center"/>
               <w:rPr>
-                <w:rFonts w:ascii="Tahoma" w:hAnsi="Tahoma" w:cs="Tahoma"/>
+                <w:rFonts w:cstheme="minorHAnsi"/>
                 <w:b/>
               </w:rPr>
             </w:pPr>
@@ -378,7 +365,6 @@
               <w:bottom w:val="nil"/>
               <w:right w:val="nil"/>
             </w:tcBorders>
-            <w:shd w:val="clear" w:color="auto" w:fill="auto"/>
             <w:vAlign w:val="center"/>
           </w:tcPr>
           <w:p>
@@ -386,7 +372,7 @@
               <w:spacing w:after="0" w:line="240" w:lineRule="auto"/>
               <w:jc w:val="center"/>
               <w:rPr>
-                <w:rFonts w:ascii="Tahoma" w:hAnsi="Tahoma" w:cs="Tahoma"/>
+                <w:rFonts w:cstheme="minorHAnsi"/>
                 <w:b/>
               </w:rPr>
             </w:pPr>
@@ -401,7 +387,6 @@
               <w:bottom w:val="nil"/>
               <w:right w:val="nil"/>
             </w:tcBorders>
-            <w:shd w:val="clear" w:color="auto" w:fill="auto"/>
             <w:vAlign w:val="center"/>
           </w:tcPr>
           <w:p>
@@ -409,7 +394,7 @@
               <w:spacing w:after="0" w:line="240" w:lineRule="auto"/>
               <w:jc w:val="center"/>
               <w:rPr>
-                <w:rFonts w:ascii="Tahoma" w:hAnsi="Tahoma" w:cs="Tahoma"/>
+                <w:rFonts w:cstheme="minorHAnsi"/>
                 <w:b/>
               </w:rPr>
             </w:pPr>
@@ -426,14 +411,13 @@
               <w:bottom w:val="nil"/>
               <w:right w:val="nil"/>
             </w:tcBorders>
-            <w:shd w:val="clear" w:color="auto" w:fill="auto"/>
-          </w:tcPr>
-          <w:p>
-            <w:pPr>
-              <w:spacing w:after="0" w:line="240" w:lineRule="auto"/>
-              <w:jc w:val="center"/>
-              <w:rPr>
-                <w:rFonts w:ascii="Tahoma" w:hAnsi="Tahoma" w:cs="Tahoma"/>
+          </w:tcPr>
+          <w:p>
+            <w:pPr>
+              <w:spacing w:after="0" w:line="240" w:lineRule="auto"/>
+              <w:jc w:val="center"/>
+              <w:rPr>
+                <w:rFonts w:cstheme="minorHAnsi"/>
                 <w:b/>
               </w:rPr>
             </w:pPr>
@@ -448,14 +432,13 @@
               <w:bottom w:val="nil"/>
               <w:right w:val="nil"/>
             </w:tcBorders>
-            <w:shd w:val="clear" w:color="auto" w:fill="auto"/>
-          </w:tcPr>
-          <w:p>
-            <w:pPr>
-              <w:spacing w:after="0" w:line="240" w:lineRule="auto"/>
-              <w:jc w:val="center"/>
-              <w:rPr>
-                <w:rFonts w:ascii="Tahoma" w:hAnsi="Tahoma" w:cs="Tahoma"/>
+          </w:tcPr>
+          <w:p>
+            <w:pPr>
+              <w:spacing w:after="0" w:line="240" w:lineRule="auto"/>
+              <w:jc w:val="center"/>
+              <w:rPr>
+                <w:rFonts w:cstheme="minorHAnsi"/>
                 <w:b/>
                 <w:u w:val="single"/>
               </w:rPr>
@@ -471,14 +454,13 @@
               <w:bottom w:val="nil"/>
               <w:right w:val="nil"/>
             </w:tcBorders>
-            <w:shd w:val="clear" w:color="auto" w:fill="auto"/>
-          </w:tcPr>
-          <w:p>
-            <w:pPr>
-              <w:spacing w:after="0" w:line="240" w:lineRule="auto"/>
-              <w:jc w:val="center"/>
-              <w:rPr>
-                <w:rFonts w:ascii="Tahoma" w:hAnsi="Tahoma" w:cs="Tahoma"/>
+          </w:tcPr>
+          <w:p>
+            <w:pPr>
+              <w:spacing w:after="0" w:line="240" w:lineRule="auto"/>
+              <w:jc w:val="center"/>
+              <w:rPr>
+                <w:rFonts w:cstheme="minorHAnsi"/>
                 <w:b/>
               </w:rPr>
             </w:pPr>
@@ -495,14 +477,13 @@
               <w:bottom w:val="nil"/>
               <w:right w:val="nil"/>
             </w:tcBorders>
-            <w:shd w:val="clear" w:color="auto" w:fill="auto"/>
-          </w:tcPr>
-          <w:p>
-            <w:pPr>
-              <w:spacing w:after="0" w:line="240" w:lineRule="auto"/>
-              <w:jc w:val="center"/>
-              <w:rPr>
-                <w:rFonts w:ascii="Tahoma" w:hAnsi="Tahoma" w:cs="Tahoma"/>
+          </w:tcPr>
+          <w:p>
+            <w:pPr>
+              <w:spacing w:after="0" w:line="240" w:lineRule="auto"/>
+              <w:jc w:val="center"/>
+              <w:rPr>
+                <w:rFonts w:cstheme="minorHAnsi"/>
                 <w:b/>
               </w:rPr>
             </w:pPr>
@@ -517,14 +498,13 @@
               <w:bottom w:val="nil"/>
               <w:right w:val="nil"/>
             </w:tcBorders>
-            <w:shd w:val="clear" w:color="auto" w:fill="auto"/>
-          </w:tcPr>
-          <w:p>
-            <w:pPr>
-              <w:spacing w:after="0" w:line="240" w:lineRule="auto"/>
-              <w:jc w:val="center"/>
-              <w:rPr>
-                <w:rFonts w:ascii="Tahoma" w:hAnsi="Tahoma" w:cs="Tahoma"/>
+          </w:tcPr>
+          <w:p>
+            <w:pPr>
+              <w:spacing w:after="0" w:line="240" w:lineRule="auto"/>
+              <w:jc w:val="center"/>
+              <w:rPr>
+                <w:rFonts w:cstheme="minorHAnsi"/>
                 <w:b/>
                 <w:u w:val="single"/>
               </w:rPr>
@@ -540,14 +520,13 @@
               <w:bottom w:val="nil"/>
               <w:right w:val="nil"/>
             </w:tcBorders>
-            <w:shd w:val="clear" w:color="auto" w:fill="auto"/>
-          </w:tcPr>
-          <w:p>
-            <w:pPr>
-              <w:spacing w:after="0" w:line="240" w:lineRule="auto"/>
-              <w:jc w:val="center"/>
-              <w:rPr>
-                <w:rFonts w:ascii="Tahoma" w:hAnsi="Tahoma" w:cs="Tahoma"/>
+          </w:tcPr>
+          <w:p>
+            <w:pPr>
+              <w:spacing w:after="0" w:line="240" w:lineRule="auto"/>
+              <w:jc w:val="center"/>
+              <w:rPr>
+                <w:rFonts w:cstheme="minorHAnsi"/>
                 <w:b/>
               </w:rPr>
             </w:pPr>
@@ -567,7 +546,6 @@
               <w:bottom w:val="nil"/>
               <w:right w:val="nil"/>
             </w:tcBorders>
-            <w:shd w:val="clear" w:color="auto" w:fill="auto"/>
             <w:vAlign w:val="center"/>
           </w:tcPr>
           <w:p>
@@ -575,7 +553,7 @@
               <w:spacing w:after="0" w:line="240" w:lineRule="auto"/>
               <w:jc w:val="center"/>
               <w:rPr>
-                <w:rFonts w:ascii="Tahoma" w:hAnsi="Tahoma" w:cs="Tahoma"/>
+                <w:rFonts w:cstheme="minorHAnsi"/>
                 <w:b/>
               </w:rPr>
             </w:pPr>
@@ -590,7 +568,6 @@
               <w:bottom w:val="nil"/>
               <w:right w:val="nil"/>
             </w:tcBorders>
-            <w:shd w:val="clear" w:color="auto" w:fill="auto"/>
             <w:vAlign w:val="center"/>
           </w:tcPr>
           <w:p>
@@ -598,7 +575,7 @@
               <w:spacing w:after="0" w:line="240" w:lineRule="auto"/>
               <w:jc w:val="center"/>
               <w:rPr>
-                <w:rFonts w:ascii="Tahoma" w:hAnsi="Tahoma" w:cs="Tahoma"/>
+                <w:rFonts w:cstheme="minorHAnsi"/>
                 <w:b/>
                 <w:u w:val="single"/>
               </w:rPr>
@@ -614,7 +591,6 @@
               <w:bottom w:val="nil"/>
               <w:right w:val="nil"/>
             </w:tcBorders>
-            <w:shd w:val="clear" w:color="auto" w:fill="auto"/>
             <w:vAlign w:val="center"/>
           </w:tcPr>
           <w:p>
@@ -622,7 +598,7 @@
               <w:spacing w:after="0" w:line="240" w:lineRule="auto"/>
               <w:jc w:val="center"/>
               <w:rPr>
-                <w:rFonts w:ascii="Tahoma" w:hAnsi="Tahoma" w:cs="Tahoma"/>
+                <w:rFonts w:cstheme="minorHAnsi"/>
                 <w:b/>
               </w:rPr>
             </w:pPr>
@@ -630,8 +606,20 @@
         </w:tc>
       </w:tr>
     </w:tbl>
-    <w:p/>
-    <w:p/>
+    <w:p>
+      <w:pPr>
+        <w:rPr>
+          <w:rFonts w:cstheme="minorHAnsi"/>
+        </w:rPr>
+      </w:pPr>
+    </w:p>
+    <w:p>
+      <w:pPr>
+        <w:rPr>
+          <w:rFonts w:cstheme="minorHAnsi"/>
+        </w:rPr>
+      </w:pPr>
+    </w:p>
     <w:sectPr>
       <w:pgSz w:w="11907" w:h="16839" w:code="9"/>
       <w:pgMar w:top="851" w:right="1134" w:bottom="568" w:left="1418" w:header="426" w:footer="720" w:gutter="0"/>
